--- a/docs/IAGraphie.docx
+++ b/docs/IAGraphie.docx
@@ -194,26 +194,108 @@
           <w:lang w:val="fr-CA"/>
         </w:rPr>
       </w:pPr>
-      <w:r>
-        <w:rPr>
-          <w:lang w:val="fr-CA"/>
-        </w:rPr>
-        <w:t> </w:t>
-      </w:r>
     </w:p>
     <w:p>
       <w:pPr>
         <w:rPr>
           <w:b/>
           <w:bCs/>
-          <w:lang w:val="en-CA"/>
+          <w:lang w:val="fr-CA"/>
         </w:rPr>
       </w:pPr>
       <w:r>
         <w:rPr>
           <w:b/>
           <w:bCs/>
-          <w:lang w:val="en-CA"/>
+          <w:lang w:val="fr-CA"/>
+        </w:rPr>
+        <w:t xml:space="preserve">Lien de la conversation : </w:t>
+      </w:r>
+      <w:hyperlink r:id="rId5" w:history="1">
+        <w:r>
+          <w:rPr>
+            <w:rStyle w:val="Hyperlink"/>
+            <w:b/>
+            <w:bCs/>
+            <w:lang w:val="fr-CA"/>
+          </w:rPr>
+          <w:t>https://share.gemini.google/nYYIFQUmcgRj</w:t>
+        </w:r>
+      </w:hyperlink>
+    </w:p>
+    <w:p>
+      <w:pPr>
+        <w:jc w:val="both"/>
+        <w:rPr>
+          <w:lang w:val="fr-CA"/>
+        </w:rPr>
+      </w:pPr>
+      <w:r>
+        <w:rPr>
+          <w:lang w:val="fr-CA"/>
+        </w:rPr>
+        <w:t xml:space="preserve">Dans cette conversation, je voulais savoir s’il était possible de d’assigner des valeurs a une constate en une seule ligne au lieu d’appeler la valeur encore et encore. L’objectif était de produire un code plus lisible et apprendre la modalité de </w:t>
+      </w:r>
+      <w:r>
+        <w:rPr>
+          <w:lang w:val="fr-CA"/>
+        </w:rPr>
+        <w:t xml:space="preserve">la </w:t>
+      </w:r>
+      <w:r>
+        <w:rPr>
+          <w:lang w:val="fr-CA"/>
+        </w:rPr>
+        <w:t>langue TypeScript.</w:t>
+      </w:r>
+    </w:p>
+    <w:p>
+      <w:pPr>
+        <w:jc w:val="both"/>
+        <w:rPr>
+          <w:lang w:val="fr-CA"/>
+        </w:rPr>
+      </w:pPr>
+    </w:p>
+    <w:p>
+      <w:pPr>
+        <w:rPr>
+          <w:lang w:val="fr-CA"/>
+        </w:rPr>
+      </w:pPr>
+      <w:r>
+        <w:rPr>
+          <w:lang w:val="fr-CA"/>
+        </w:rPr>
+        <w:t>Je l’ai aussi utilisé pour corriger mon README.md</w:t>
+      </w:r>
+    </w:p>
+    <w:p>
+      <w:pPr>
+        <w:rPr>
+          <w:lang w:val="fr-CA"/>
+        </w:rPr>
+      </w:pPr>
+      <w:r>
+        <w:rPr>
+          <w:lang w:val="fr-CA"/>
+        </w:rPr>
+        <w:t> </w:t>
+      </w:r>
+    </w:p>
+    <w:p>
+      <w:pPr>
+        <w:rPr>
+          <w:b/>
+          <w:bCs/>
+          <w:lang w:val="fr-CA"/>
+        </w:rPr>
+      </w:pPr>
+      <w:r>
+        <w:rPr>
+          <w:b/>
+          <w:bCs/>
+          <w:lang w:val="fr-CA"/>
         </w:rPr>
         <w:t>DÉCLARATION IAGRAPHIE</w:t>
       </w:r>
@@ -261,7 +343,7 @@
               <w:rPr>
                 <w:lang w:val="en-CA"/>
               </w:rPr>
-              <w:t>☑</w:t>
+              <w:t>☐</w:t>
             </w:r>
           </w:p>
         </w:tc>
@@ -364,7 +446,7 @@
               <w:rPr>
                 <w:lang w:val="en-CA"/>
               </w:rPr>
-              <w:t>☐</w:t>
+              <w:t>☑</w:t>
             </w:r>
           </w:p>
         </w:tc>
@@ -553,7 +635,15 @@
                 <w:bCs/>
                 <w:lang w:val="en-CA"/>
               </w:rPr>
-              <w:t>11</w:t>
+              <w:t>2</w:t>
+            </w:r>
+            <w:r>
+              <w:rPr>
+                <w:b/>
+                <w:bCs/>
+                <w:lang w:val="en-CA"/>
+              </w:rPr>
+              <w:t>2</w:t>
             </w:r>
           </w:p>
           <w:p>
@@ -1346,6 +1436,7 @@
   <w:style w:type="character" w:default="1" w:styleId="DefaultParagraphFont">
     <w:name w:val="Default Paragraph Font"/>
     <w:uiPriority w:val="1"/>
+    <w:semiHidden/>
     <w:unhideWhenUsed/>
   </w:style>
   <w:style w:type="table" w:default="1" w:styleId="TableNormal">
@@ -1670,6 +1761,29 @@
       <w:smallCaps/>
       <w:color w:val="0F4761" w:themeColor="accent1" w:themeShade="BF"/>
       <w:spacing w:val="5"/>
+    </w:rPr>
+  </w:style>
+  <w:style w:type="character" w:styleId="Hyperlink">
+    <w:name w:val="Hyperlink"/>
+    <w:basedOn w:val="DefaultParagraphFont"/>
+    <w:uiPriority w:val="99"/>
+    <w:unhideWhenUsed/>
+    <w:rsid w:val="00095FE1"/>
+    <w:rPr>
+      <w:color w:val="467886" w:themeColor="hyperlink"/>
+      <w:u w:val="single"/>
+    </w:rPr>
+  </w:style>
+  <w:style w:type="character" w:styleId="UnresolvedMention">
+    <w:name w:val="Unresolved Mention"/>
+    <w:basedOn w:val="DefaultParagraphFont"/>
+    <w:uiPriority w:val="99"/>
+    <w:semiHidden/>
+    <w:unhideWhenUsed/>
+    <w:rsid w:val="00095FE1"/>
+    <w:rPr>
+      <w:color w:val="605E5C"/>
+      <w:shd w:val="clear" w:color="auto" w:fill="E1DFDD"/>
     </w:rPr>
   </w:style>
 </w:styles>

--- a/docs/IAGraphie.docx
+++ b/docs/IAGraphie.docx
@@ -33,8 +33,18 @@
           <w:iCs/>
           <w:lang w:val="fr-CA"/>
         </w:rPr>
-        <w:t>Cégep Marie-Victorin</w:t>
-      </w:r>
+        <w:t xml:space="preserve">Cégep </w:t>
+      </w:r>
+      <w:proofErr w:type="spellStart"/>
+      <w:r>
+        <w:rPr>
+          <w:i/>
+          <w:iCs/>
+          <w:lang w:val="fr-CA"/>
+        </w:rPr>
+        <w:t>Marie-Victorin</w:t>
+      </w:r>
+      <w:proofErr w:type="spellEnd"/>
     </w:p>
     <w:p>
       <w:pPr>
@@ -185,7 +195,21 @@
         <w:rPr>
           <w:lang w:val="fr-CA"/>
         </w:rPr>
-        <w:t>J'ai fait preuve de transparence quant à l'usage d'outils numériques (voir section IAgraphie ci-dessous).</w:t>
+        <w:t xml:space="preserve">J'ai fait preuve de transparence quant à l'usage d'outils numériques (voir section </w:t>
+      </w:r>
+      <w:proofErr w:type="spellStart"/>
+      <w:r>
+        <w:rPr>
+          <w:lang w:val="fr-CA"/>
+        </w:rPr>
+        <w:t>IAgraphie</w:t>
+      </w:r>
+      <w:proofErr w:type="spellEnd"/>
+      <w:r>
+        <w:rPr>
+          <w:lang w:val="fr-CA"/>
+        </w:rPr>
+        <w:t xml:space="preserve"> ci-dessous).</w:t>
       </w:r>
     </w:p>
     <w:p>
@@ -222,6 +246,17 @@
           <w:t>https://share.gemini.google/nYYIFQUmcgRj</w:t>
         </w:r>
       </w:hyperlink>
+      <w:r>
+        <w:t xml:space="preserve"> si cela ne fonctionne pas visiter : src/locations/</w:t>
+      </w:r>
+      <w:proofErr w:type="spellStart"/>
+      <w:r>
+        <w:t>locations.services.ts</w:t>
+      </w:r>
+      <w:proofErr w:type="spellEnd"/>
+      <w:r>
+        <w:t> @ligne 98</w:t>
+      </w:r>
     </w:p>
     <w:p>
       <w:pPr>
@@ -246,7 +281,21 @@
         <w:rPr>
           <w:lang w:val="fr-CA"/>
         </w:rPr>
-        <w:t>langue TypeScript.</w:t>
+        <w:t xml:space="preserve">langue </w:t>
+      </w:r>
+      <w:proofErr w:type="spellStart"/>
+      <w:r>
+        <w:rPr>
+          <w:lang w:val="fr-CA"/>
+        </w:rPr>
+        <w:t>TypeScript</w:t>
+      </w:r>
+      <w:proofErr w:type="spellEnd"/>
+      <w:r>
+        <w:rPr>
+          <w:lang w:val="fr-CA"/>
+        </w:rPr>
+        <w:t>.</w:t>
       </w:r>
     </w:p>
     <w:p>
@@ -474,7 +523,25 @@
                 <w:bCs/>
                 <w:lang w:val="fr-CA"/>
               </w:rPr>
-              <w:t>Usage déclaré (IAgraphie)</w:t>
+              <w:t>Usage déclaré (</w:t>
+            </w:r>
+            <w:proofErr w:type="spellStart"/>
+            <w:r>
+              <w:rPr>
+                <w:b/>
+                <w:bCs/>
+                <w:lang w:val="fr-CA"/>
+              </w:rPr>
+              <w:t>IAgraphie</w:t>
+            </w:r>
+            <w:proofErr w:type="spellEnd"/>
+            <w:r>
+              <w:rPr>
+                <w:b/>
+                <w:bCs/>
+                <w:lang w:val="fr-CA"/>
+              </w:rPr>
+              <w:t>)</w:t>
             </w:r>
             <w:r>
               <w:rPr>
